--- a/resources/templates/template_008_发展对象政审表.docx
+++ b/resources/templates/template_008_发展对象政审表.docx
@@ -59,8 +59,8 @@
       <w:tblGrid>
         <w:gridCol w:w="1862"/>
         <w:gridCol w:w="1695"/>
-        <w:gridCol w:w="1404"/>
-        <w:gridCol w:w="186"/>
+        <w:gridCol w:w="1066"/>
+        <w:gridCol w:w="524"/>
         <w:gridCol w:w="3915"/>
       </w:tblGrid>
       <w:tr>
@@ -402,7 +402,23 @@
           </w:tcPr>
           <w:p>
             <w:pPr>
-              <w:spacing w:line="360" w:lineRule="exact"/>
+              <w:keepNext w:val="0"/>
+              <w:keepLines w:val="0"/>
+              <w:pageBreakBefore w:val="0"/>
+              <w:widowControl w:val="0"/>
+              <w:kinsoku/>
+              <w:wordWrap/>
+              <w:overflowPunct/>
+              <w:topLinePunct w:val="0"/>
+              <w:autoSpaceDE/>
+              <w:autoSpaceDN/>
+              <w:bidi w:val="0"/>
+              <w:adjustRightInd/>
+              <w:snapToGrid/>
+              <w:spacing w:line="360" w:lineRule="exact"/>
+              <w:ind w:firstLine="560" w:firstLineChars="200"/>
+              <w:jc w:val="left"/>
+              <w:textAlignment w:val="auto"/>
               <w:rPr>
                 <w:rFonts w:hint="default" w:ascii="宋体" w:hAnsi="宋体" w:eastAsia="宋体"/>
                 <w:bCs/>
@@ -602,7 +618,23 @@
           </w:tcPr>
           <w:p>
             <w:pPr>
-              <w:spacing w:line="360" w:lineRule="exact"/>
+              <w:keepNext w:val="0"/>
+              <w:keepLines w:val="0"/>
+              <w:pageBreakBefore w:val="0"/>
+              <w:widowControl w:val="0"/>
+              <w:kinsoku/>
+              <w:wordWrap/>
+              <w:overflowPunct/>
+              <w:topLinePunct w:val="0"/>
+              <w:autoSpaceDE/>
+              <w:autoSpaceDN/>
+              <w:bidi w:val="0"/>
+              <w:adjustRightInd/>
+              <w:snapToGrid/>
+              <w:spacing w:line="360" w:lineRule="exact"/>
+              <w:ind w:firstLine="560" w:firstLineChars="200"/>
+              <w:jc w:val="left"/>
+              <w:textAlignment w:val="auto"/>
               <w:rPr>
                 <w:rFonts w:hint="default" w:ascii="宋体" w:hAnsi="宋体" w:eastAsia="宋体"/>
                 <w:bCs/>
@@ -767,7 +799,23 @@
           </w:tcPr>
           <w:p>
             <w:pPr>
-              <w:spacing w:line="360" w:lineRule="exact"/>
+              <w:keepNext w:val="0"/>
+              <w:keepLines w:val="0"/>
+              <w:pageBreakBefore w:val="0"/>
+              <w:widowControl w:val="0"/>
+              <w:kinsoku/>
+              <w:wordWrap/>
+              <w:overflowPunct/>
+              <w:topLinePunct w:val="0"/>
+              <w:autoSpaceDE/>
+              <w:autoSpaceDN/>
+              <w:bidi w:val="0"/>
+              <w:adjustRightInd/>
+              <w:snapToGrid/>
+              <w:spacing w:line="360" w:lineRule="exact"/>
+              <w:ind w:firstLine="560" w:firstLineChars="200"/>
+              <w:jc w:val="left"/>
+              <w:textAlignment w:val="auto"/>
               <w:rPr>
                 <w:rFonts w:hint="default" w:ascii="宋体" w:hAnsi="宋体" w:eastAsia="宋体"/>
                 <w:bCs/>
@@ -896,7 +944,23 @@
           </w:tcPr>
           <w:p>
             <w:pPr>
-              <w:spacing w:line="360" w:lineRule="exact"/>
+              <w:keepNext w:val="0"/>
+              <w:keepLines w:val="0"/>
+              <w:pageBreakBefore w:val="0"/>
+              <w:widowControl w:val="0"/>
+              <w:kinsoku/>
+              <w:wordWrap/>
+              <w:overflowPunct/>
+              <w:topLinePunct w:val="0"/>
+              <w:autoSpaceDE/>
+              <w:autoSpaceDN/>
+              <w:bidi w:val="0"/>
+              <w:adjustRightInd/>
+              <w:snapToGrid/>
+              <w:spacing w:line="360" w:lineRule="exact"/>
+              <w:ind w:firstLine="560" w:firstLineChars="200"/>
+              <w:jc w:val="left"/>
+              <w:textAlignment w:val="auto"/>
               <w:rPr>
                 <w:rFonts w:hint="default" w:ascii="宋体" w:hAnsi="宋体" w:eastAsia="宋体"/>
                 <w:bCs/>
@@ -942,7 +1006,7 @@
         </w:trPr>
         <w:tc>
           <w:tcPr>
-            <w:tcW w:w="4961" w:type="dxa"/>
+            <w:tcW w:w="4623" w:type="dxa"/>
             <w:gridSpan w:val="3"/>
             <w:tcBorders>
               <w:top w:val="single" w:color="auto" w:sz="4" w:space="0"/>
@@ -975,7 +1039,23 @@
           </w:p>
           <w:p>
             <w:pPr>
-              <w:spacing w:line="360" w:lineRule="exact"/>
+              <w:keepNext w:val="0"/>
+              <w:keepLines w:val="0"/>
+              <w:pageBreakBefore w:val="0"/>
+              <w:widowControl w:val="0"/>
+              <w:kinsoku/>
+              <w:wordWrap/>
+              <w:overflowPunct/>
+              <w:topLinePunct w:val="0"/>
+              <w:autoSpaceDE/>
+              <w:autoSpaceDN/>
+              <w:bidi w:val="0"/>
+              <w:adjustRightInd/>
+              <w:snapToGrid/>
+              <w:spacing w:line="360" w:lineRule="exact"/>
+              <w:ind w:firstLine="560" w:firstLineChars="200"/>
+              <w:jc w:val="left"/>
+              <w:textAlignment w:val="auto"/>
               <w:rPr>
                 <w:rFonts w:hint="default" w:ascii="宋体" w:hAnsi="宋体" w:eastAsia="宋体"/>
                 <w:bCs/>
@@ -1037,25 +1117,13 @@
                 <w:szCs w:val="28"/>
                 <w:lang w:val="en-US" w:eastAsia="zh-CN"/>
               </w:rPr>
-              <w:t>{{党支部意见_</w:t>
-            </w:r>
-            <w:bookmarkStart w:id="0" w:name="_GoBack"/>
-            <w:bookmarkEnd w:id="0"/>
-            <w:r>
-              <w:rPr>
-                <w:rFonts w:hint="eastAsia" w:ascii="宋体" w:hAnsi="宋体"/>
-                <w:bCs/>
-                <w:sz w:val="28"/>
-                <w:szCs w:val="28"/>
-                <w:lang w:val="en-US" w:eastAsia="zh-CN"/>
-              </w:rPr>
-              <w:t>填写日期}}</w:t>
+              <w:t>{{党支部意见_填写日期}}</w:t>
             </w:r>
           </w:p>
         </w:tc>
         <w:tc>
           <w:tcPr>
-            <w:tcW w:w="4101" w:type="dxa"/>
+            <w:tcW w:w="4439" w:type="dxa"/>
             <w:gridSpan w:val="2"/>
             <w:tcBorders>
               <w:top w:val="single" w:color="auto" w:sz="4" w:space="0"/>
@@ -1088,7 +1156,23 @@
           </w:p>
           <w:p>
             <w:pPr>
-              <w:spacing w:line="360" w:lineRule="exact"/>
+              <w:keepNext w:val="0"/>
+              <w:keepLines w:val="0"/>
+              <w:pageBreakBefore w:val="0"/>
+              <w:widowControl w:val="0"/>
+              <w:kinsoku/>
+              <w:wordWrap/>
+              <w:overflowPunct/>
+              <w:topLinePunct w:val="0"/>
+              <w:autoSpaceDE/>
+              <w:autoSpaceDN/>
+              <w:bidi w:val="0"/>
+              <w:adjustRightInd/>
+              <w:snapToGrid/>
+              <w:spacing w:line="360" w:lineRule="exact"/>
+              <w:ind w:firstLine="560" w:firstLineChars="200"/>
+              <w:jc w:val="left"/>
+              <w:textAlignment w:val="auto"/>
               <w:rPr>
                 <w:rFonts w:hint="default" w:ascii="宋体" w:hAnsi="宋体" w:eastAsia="宋体"/>
                 <w:bCs/>
@@ -1159,7 +1243,19 @@
                 <w:szCs w:val="28"/>
                 <w:lang w:val="en-US" w:eastAsia="zh-CN"/>
               </w:rPr>
-              <w:t>{{基层党委意见_填写日期}}</w:t>
+              <w:t>{{基层党委</w:t>
+            </w:r>
+            <w:bookmarkStart w:id="0" w:name="_GoBack"/>
+            <w:bookmarkEnd w:id="0"/>
+            <w:r>
+              <w:rPr>
+                <w:rFonts w:hint="eastAsia" w:ascii="宋体" w:hAnsi="宋体"/>
+                <w:bCs/>
+                <w:sz w:val="28"/>
+                <w:szCs w:val="28"/>
+                <w:lang w:val="en-US" w:eastAsia="zh-CN"/>
+              </w:rPr>
+              <w:t>意见_填写日期}}</w:t>
             </w:r>
           </w:p>
         </w:tc>
